--- a/Mil.Paperwork.Domain/Templates/InvoiceTemplate.docx
+++ b/Mil.Paperwork.Domain/Templates/InvoiceTemplate.docx
@@ -1,6 +1,6 @@
 
 <file path=word/document.xml><?xml version="1.0" encoding="utf-8"?>
-<w:document xmlns:wpc="http://schemas.microsoft.com/office/word/2010/wordprocessingCanvas" xmlns:cx="http://schemas.microsoft.com/office/drawing/2014/chartex" xmlns:cx1="http://schemas.microsoft.com/office/drawing/2015/9/8/chartex" xmlns:cx2="http://schemas.microsoft.com/office/drawing/2015/10/21/chartex" xmlns:cx3="http://schemas.microsoft.com/office/drawing/2016/5/9/chartex" xmlns:cx4="http://schemas.microsoft.com/office/drawing/2016/5/10/chartex" xmlns:cx5="http://schemas.microsoft.com/office/drawing/2016/5/11/chartex" xmlns:cx6="http://schemas.microsoft.com/office/drawing/2016/5/12/chartex" xmlns:cx7="http://schemas.microsoft.com/office/drawing/2016/5/13/chartex" xmlns:cx8="http://schemas.microsoft.com/office/drawing/2016/5/14/chartex" xmlns:mc="http://schemas.openxmlformats.org/markup-compatibility/2006" xmlns:aink="http://schemas.microsoft.com/office/drawing/2016/ink" xmlns:am3d="http://schemas.microsoft.com/office/drawing/2017/model3d" xmlns:o="urn:schemas-microsoft-com:office:office" xmlns:r="http://schemas.openxmlformats.org/officeDocument/2006/relationships" xmlns:m="http://schemas.openxmlformats.org/officeDocument/2006/math" xmlns:v="urn:schemas-microsoft-com:vml" xmlns:wp14="http://schemas.microsoft.com/office/word/2010/wordprocessingDrawing" xmlns:wp="http://schemas.openxmlformats.org/drawingml/2006/wordprocessingDrawing" xmlns:w10="urn:schemas-microsoft-com:office:word" xmlns:w="http://schemas.openxmlformats.org/wordprocessingml/2006/main" xmlns:w14="http://schemas.microsoft.com/office/word/2010/wordml" xmlns:w15="http://schemas.microsoft.com/office/word/2012/wordml" xmlns:w16cex="http://schemas.microsoft.com/office/word/2018/wordml/cex" xmlns:w16cid="http://schemas.microsoft.com/office/word/2016/wordml/cid" xmlns:w16="http://schemas.microsoft.com/office/word/2018/wordml" xmlns:w16sdtdh="http://schemas.microsoft.com/office/word/2020/wordml/sdtdatahash" xmlns:w16se="http://schemas.microsoft.com/office/word/2015/wordml/symex" xmlns:wpg="http://schemas.microsoft.com/office/word/2010/wordprocessingGroup" xmlns:wpi="http://schemas.microsoft.com/office/word/2010/wordprocessingInk" xmlns:wne="http://schemas.microsoft.com/office/word/2006/wordml" xmlns:wps="http://schemas.microsoft.com/office/word/2010/wordprocessingShape" mc:Ignorable="w14 w15 w16se w16cid w16 w16cex w16sdtdh wp14">
+<w:document xmlns:wpc="http://schemas.microsoft.com/office/word/2010/wordprocessingCanvas" xmlns:cx="http://schemas.microsoft.com/office/drawing/2014/chartex" xmlns:cx1="http://schemas.microsoft.com/office/drawing/2015/9/8/chartex" xmlns:cx2="http://schemas.microsoft.com/office/drawing/2015/10/21/chartex" xmlns:cx3="http://schemas.microsoft.com/office/drawing/2016/5/9/chartex" xmlns:cx4="http://schemas.microsoft.com/office/drawing/2016/5/10/chartex" xmlns:cx5="http://schemas.microsoft.com/office/drawing/2016/5/11/chartex" xmlns:cx6="http://schemas.microsoft.com/office/drawing/2016/5/12/chartex" xmlns:cx7="http://schemas.microsoft.com/office/drawing/2016/5/13/chartex" xmlns:cx8="http://schemas.microsoft.com/office/drawing/2016/5/14/chartex" xmlns:mc="http://schemas.openxmlformats.org/markup-compatibility/2006" xmlns:aink="http://schemas.microsoft.com/office/drawing/2016/ink" xmlns:am3d="http://schemas.microsoft.com/office/drawing/2017/model3d" xmlns:o="urn:schemas-microsoft-com:office:office" xmlns:oel="http://schemas.microsoft.com/office/2019/extlst" xmlns:r="http://schemas.openxmlformats.org/officeDocument/2006/relationships" xmlns:m="http://schemas.openxmlformats.org/officeDocument/2006/math" xmlns:v="urn:schemas-microsoft-com:vml" xmlns:wp14="http://schemas.microsoft.com/office/word/2010/wordprocessingDrawing" xmlns:wp="http://schemas.openxmlformats.org/drawingml/2006/wordprocessingDrawing" xmlns:w10="urn:schemas-microsoft-com:office:word" xmlns:w="http://schemas.openxmlformats.org/wordprocessingml/2006/main" xmlns:w14="http://schemas.microsoft.com/office/word/2010/wordml" xmlns:w15="http://schemas.microsoft.com/office/word/2012/wordml" xmlns:w16cex="http://schemas.microsoft.com/office/word/2018/wordml/cex" xmlns:w16cid="http://schemas.microsoft.com/office/word/2016/wordml/cid" xmlns:w16="http://schemas.microsoft.com/office/word/2018/wordml" xmlns:w16du="http://schemas.microsoft.com/office/word/2023/wordml/word16du" xmlns:w16sdtdh="http://schemas.microsoft.com/office/word/2020/wordml/sdtdatahash" xmlns:w16se="http://schemas.microsoft.com/office/word/2015/wordml/symex" xmlns:wpg="http://schemas.microsoft.com/office/word/2010/wordprocessingGroup" xmlns:wpi="http://schemas.microsoft.com/office/word/2010/wordprocessingInk" xmlns:wne="http://schemas.microsoft.com/office/word/2006/wordml" xmlns:wps="http://schemas.microsoft.com/office/word/2010/wordprocessingShape" mc:Ignorable="w14 w15 w16se w16cid w16 w16cex w16sdtdh w16du wp14">
   <w:body>
     <w:p>
       <w:pPr>
@@ -74,9 +74,9 @@
                 <w:color w:val="000000"/>
                 <w:sz w:val="22"/>
                 <w:szCs w:val="22"/>
-                <w:lang w:eastAsia="en-US"/>
-              </w:rPr>
-              <w:instrText xml:space="preserve"> MERGEFIELD  MILITARY_UNIT  \* MERGEFORMAT </w:instrText>
+                <w:lang w:val="ru-RU" w:eastAsia="en-US"/>
+              </w:rPr>
+              <w:instrText xml:space="preserve"> MERGEFIELD  MIL_UNIT  \* MERGEFORMAT </w:instrText>
             </w:r>
             <w:r>
               <w:rPr>
@@ -95,10 +95,11 @@
                 <w:rFonts w:eastAsia="Calibri"/>
                 <w:b/>
                 <w:bCs/>
+                <w:noProof/>
                 <w:color w:val="000000"/>
                 <w:sz w:val="22"/>
                 <w:szCs w:val="22"/>
-                <w:lang w:eastAsia="en-US"/>
+                <w:lang w:val="ru-RU" w:eastAsia="en-US"/>
               </w:rPr>
               <w:t>«MIL_UNIT»</w:t>
             </w:r>
@@ -713,7 +714,7 @@
                 <w:szCs w:val="24"/>
                 <w:lang w:val="en-US" w:eastAsia="en-US"/>
               </w:rPr>
-              <w:instrText xml:space="preserve"> MERGEFIELD  PLACE_CREATED  \* MERGEFORMAT </w:instrText>
+              <w:instrText xml:space="preserve"> MERGEFIELD  MIL_UNIT  \* MERGEFORMAT </w:instrText>
             </w:r>
             <w:r>
               <w:rPr>
@@ -734,25 +735,7 @@
                 <w:szCs w:val="24"/>
                 <w:lang w:val="en-US" w:eastAsia="en-US"/>
               </w:rPr>
-              <w:t>«</w:t>
-            </w:r>
-            <w:r>
-              <w:rPr>
-                <w:sz w:val="24"/>
-                <w:szCs w:val="24"/>
-              </w:rPr>
-              <w:t>MIL_UNIT</w:t>
-            </w:r>
-            <w:r>
-              <w:rPr>
-                <w:rFonts w:eastAsia="Calibri"/>
-                <w:bCs/>
-                <w:noProof/>
-                <w:sz w:val="24"/>
-                <w:szCs w:val="24"/>
-                <w:lang w:val="en-US" w:eastAsia="en-US"/>
-              </w:rPr>
-              <w:t>»</w:t>
+              <w:t>«MIL_UNIT»</w:t>
             </w:r>
             <w:r>
               <w:rPr>
@@ -1094,6 +1077,7 @@
             <w:r>
               <w:rPr>
                 <w:rFonts w:eastAsia="Calibri"/>
+                <w:noProof/>
                 <w:sz w:val="24"/>
                 <w:szCs w:val="24"/>
                 <w:u w:val="single"/>
@@ -1561,29 +1545,12 @@
             <w:r>
               <w:rPr>
                 <w:rFonts w:eastAsia="Calibri"/>
-                <w:sz w:val="24"/>
-                <w:szCs w:val="24"/>
-                <w:lang w:val="ru-RU" w:eastAsia="en-US"/>
-              </w:rPr>
-              <w:t>«REC</w:t>
-            </w:r>
-            <w:r>
-              <w:rPr>
-                <w:rFonts w:eastAsia="Calibri"/>
-                <w:sz w:val="24"/>
-                <w:szCs w:val="24"/>
-                <w:lang w:val="en-US" w:eastAsia="en-US"/>
-              </w:rPr>
-              <w:t>IPIENT</w:t>
-            </w:r>
-            <w:r>
-              <w:rPr>
-                <w:rFonts w:eastAsia="Calibri"/>
-                <w:sz w:val="24"/>
-                <w:szCs w:val="24"/>
-                <w:lang w:val="ru-RU" w:eastAsia="en-US"/>
-              </w:rPr>
-              <w:t>_SURNAME»</w:t>
+                <w:noProof/>
+                <w:sz w:val="24"/>
+                <w:szCs w:val="24"/>
+                <w:lang w:val="ru-RU" w:eastAsia="en-US"/>
+              </w:rPr>
+              <w:t>«RECIPIENT_SURNAME»</w:t>
             </w:r>
             <w:r>
               <w:rPr>
@@ -3558,6 +3525,7 @@
             <w:r>
               <w:rPr>
                 <w:rFonts w:ascii="Times New Roman" w:hAnsi="Times New Roman"/>
+                <w:noProof/>
                 <w:sz w:val="24"/>
                 <w:szCs w:val="24"/>
                 <w:lang w:val="uk-UA"/>
@@ -3648,6 +3616,7 @@
             <w:r>
               <w:rPr>
                 <w:rFonts w:ascii="Times New Roman" w:hAnsi="Times New Roman"/>
+                <w:noProof/>
                 <w:color w:val="000000"/>
                 <w:sz w:val="24"/>
                 <w:szCs w:val="24"/>
@@ -5058,6 +5027,636 @@
           </w:p>
         </w:tc>
       </w:tr>
+      <w:tr>
+        <w:tc>
+          <w:tcPr>
+            <w:tcW w:w="2553" w:type="dxa"/>
+            <w:tcBorders>
+              <w:top w:val="single" w:sz="4" w:space="0" w:color="auto"/>
+              <w:left w:val="single" w:sz="4" w:space="0" w:color="auto"/>
+              <w:bottom w:val="single" w:sz="4" w:space="0" w:color="auto"/>
+              <w:right w:val="single" w:sz="4" w:space="0" w:color="auto"/>
+            </w:tcBorders>
+          </w:tcPr>
+          <w:p>
+            <w:pPr>
+              <w:keepNext/>
+              <w:keepLines/>
+              <w:jc w:val="both"/>
+              <w:rPr>
+                <w:sz w:val="22"/>
+                <w:szCs w:val="22"/>
+              </w:rPr>
+            </w:pPr>
+          </w:p>
+        </w:tc>
+        <w:tc>
+          <w:tcPr>
+            <w:tcW w:w="2835" w:type="dxa"/>
+            <w:tcBorders>
+              <w:top w:val="single" w:sz="4" w:space="0" w:color="auto"/>
+              <w:left w:val="single" w:sz="4" w:space="0" w:color="auto"/>
+              <w:bottom w:val="single" w:sz="4" w:space="0" w:color="auto"/>
+              <w:right w:val="single" w:sz="4" w:space="0" w:color="auto"/>
+            </w:tcBorders>
+          </w:tcPr>
+          <w:p>
+            <w:pPr>
+              <w:keepNext/>
+              <w:keepLines/>
+              <w:jc w:val="both"/>
+              <w:rPr>
+                <w:sz w:val="22"/>
+                <w:szCs w:val="22"/>
+              </w:rPr>
+            </w:pPr>
+          </w:p>
+        </w:tc>
+        <w:tc>
+          <w:tcPr>
+            <w:tcW w:w="2693" w:type="dxa"/>
+            <w:tcBorders>
+              <w:top w:val="single" w:sz="4" w:space="0" w:color="auto"/>
+              <w:left w:val="single" w:sz="4" w:space="0" w:color="auto"/>
+              <w:bottom w:val="single" w:sz="4" w:space="0" w:color="auto"/>
+              <w:right w:val="single" w:sz="4" w:space="0" w:color="auto"/>
+            </w:tcBorders>
+          </w:tcPr>
+          <w:p>
+            <w:pPr>
+              <w:keepNext/>
+              <w:keepLines/>
+              <w:jc w:val="both"/>
+              <w:rPr>
+                <w:sz w:val="22"/>
+                <w:szCs w:val="22"/>
+              </w:rPr>
+            </w:pPr>
+          </w:p>
+        </w:tc>
+        <w:tc>
+          <w:tcPr>
+            <w:tcW w:w="1276" w:type="dxa"/>
+            <w:tcBorders>
+              <w:top w:val="single" w:sz="4" w:space="0" w:color="auto"/>
+              <w:left w:val="single" w:sz="4" w:space="0" w:color="auto"/>
+              <w:bottom w:val="single" w:sz="4" w:space="0" w:color="auto"/>
+              <w:right w:val="single" w:sz="4" w:space="0" w:color="auto"/>
+            </w:tcBorders>
+          </w:tcPr>
+          <w:p>
+            <w:pPr>
+              <w:keepNext/>
+              <w:keepLines/>
+              <w:jc w:val="both"/>
+              <w:rPr>
+                <w:sz w:val="22"/>
+                <w:szCs w:val="22"/>
+              </w:rPr>
+            </w:pPr>
+          </w:p>
+        </w:tc>
+      </w:tr>
+      <w:tr>
+        <w:tc>
+          <w:tcPr>
+            <w:tcW w:w="2553" w:type="dxa"/>
+            <w:tcBorders>
+              <w:top w:val="single" w:sz="4" w:space="0" w:color="auto"/>
+              <w:left w:val="single" w:sz="4" w:space="0" w:color="auto"/>
+              <w:bottom w:val="single" w:sz="4" w:space="0" w:color="auto"/>
+              <w:right w:val="single" w:sz="4" w:space="0" w:color="auto"/>
+            </w:tcBorders>
+          </w:tcPr>
+          <w:p>
+            <w:pPr>
+              <w:keepNext/>
+              <w:keepLines/>
+              <w:jc w:val="both"/>
+              <w:rPr>
+                <w:sz w:val="22"/>
+                <w:szCs w:val="22"/>
+              </w:rPr>
+            </w:pPr>
+          </w:p>
+        </w:tc>
+        <w:tc>
+          <w:tcPr>
+            <w:tcW w:w="2835" w:type="dxa"/>
+            <w:tcBorders>
+              <w:top w:val="single" w:sz="4" w:space="0" w:color="auto"/>
+              <w:left w:val="single" w:sz="4" w:space="0" w:color="auto"/>
+              <w:bottom w:val="single" w:sz="4" w:space="0" w:color="auto"/>
+              <w:right w:val="single" w:sz="4" w:space="0" w:color="auto"/>
+            </w:tcBorders>
+          </w:tcPr>
+          <w:p>
+            <w:pPr>
+              <w:keepNext/>
+              <w:keepLines/>
+              <w:jc w:val="both"/>
+              <w:rPr>
+                <w:sz w:val="22"/>
+                <w:szCs w:val="22"/>
+              </w:rPr>
+            </w:pPr>
+          </w:p>
+        </w:tc>
+        <w:tc>
+          <w:tcPr>
+            <w:tcW w:w="2693" w:type="dxa"/>
+            <w:tcBorders>
+              <w:top w:val="single" w:sz="4" w:space="0" w:color="auto"/>
+              <w:left w:val="single" w:sz="4" w:space="0" w:color="auto"/>
+              <w:bottom w:val="single" w:sz="4" w:space="0" w:color="auto"/>
+              <w:right w:val="single" w:sz="4" w:space="0" w:color="auto"/>
+            </w:tcBorders>
+          </w:tcPr>
+          <w:p>
+            <w:pPr>
+              <w:keepNext/>
+              <w:keepLines/>
+              <w:jc w:val="both"/>
+              <w:rPr>
+                <w:sz w:val="22"/>
+                <w:szCs w:val="22"/>
+              </w:rPr>
+            </w:pPr>
+          </w:p>
+        </w:tc>
+        <w:tc>
+          <w:tcPr>
+            <w:tcW w:w="1276" w:type="dxa"/>
+            <w:tcBorders>
+              <w:top w:val="single" w:sz="4" w:space="0" w:color="auto"/>
+              <w:left w:val="single" w:sz="4" w:space="0" w:color="auto"/>
+              <w:bottom w:val="single" w:sz="4" w:space="0" w:color="auto"/>
+              <w:right w:val="single" w:sz="4" w:space="0" w:color="auto"/>
+            </w:tcBorders>
+          </w:tcPr>
+          <w:p>
+            <w:pPr>
+              <w:keepNext/>
+              <w:keepLines/>
+              <w:jc w:val="both"/>
+              <w:rPr>
+                <w:sz w:val="22"/>
+                <w:szCs w:val="22"/>
+              </w:rPr>
+            </w:pPr>
+          </w:p>
+        </w:tc>
+      </w:tr>
+      <w:tr>
+        <w:tc>
+          <w:tcPr>
+            <w:tcW w:w="2553" w:type="dxa"/>
+            <w:tcBorders>
+              <w:top w:val="single" w:sz="4" w:space="0" w:color="auto"/>
+              <w:left w:val="single" w:sz="4" w:space="0" w:color="auto"/>
+              <w:bottom w:val="single" w:sz="4" w:space="0" w:color="auto"/>
+              <w:right w:val="single" w:sz="4" w:space="0" w:color="auto"/>
+            </w:tcBorders>
+          </w:tcPr>
+          <w:p>
+            <w:pPr>
+              <w:keepNext/>
+              <w:keepLines/>
+              <w:jc w:val="both"/>
+              <w:rPr>
+                <w:sz w:val="22"/>
+                <w:szCs w:val="22"/>
+              </w:rPr>
+            </w:pPr>
+          </w:p>
+        </w:tc>
+        <w:tc>
+          <w:tcPr>
+            <w:tcW w:w="2835" w:type="dxa"/>
+            <w:tcBorders>
+              <w:top w:val="single" w:sz="4" w:space="0" w:color="auto"/>
+              <w:left w:val="single" w:sz="4" w:space="0" w:color="auto"/>
+              <w:bottom w:val="single" w:sz="4" w:space="0" w:color="auto"/>
+              <w:right w:val="single" w:sz="4" w:space="0" w:color="auto"/>
+            </w:tcBorders>
+          </w:tcPr>
+          <w:p>
+            <w:pPr>
+              <w:keepNext/>
+              <w:keepLines/>
+              <w:jc w:val="both"/>
+              <w:rPr>
+                <w:sz w:val="22"/>
+                <w:szCs w:val="22"/>
+              </w:rPr>
+            </w:pPr>
+          </w:p>
+        </w:tc>
+        <w:tc>
+          <w:tcPr>
+            <w:tcW w:w="2693" w:type="dxa"/>
+            <w:tcBorders>
+              <w:top w:val="single" w:sz="4" w:space="0" w:color="auto"/>
+              <w:left w:val="single" w:sz="4" w:space="0" w:color="auto"/>
+              <w:bottom w:val="single" w:sz="4" w:space="0" w:color="auto"/>
+              <w:right w:val="single" w:sz="4" w:space="0" w:color="auto"/>
+            </w:tcBorders>
+          </w:tcPr>
+          <w:p>
+            <w:pPr>
+              <w:keepNext/>
+              <w:keepLines/>
+              <w:jc w:val="both"/>
+              <w:rPr>
+                <w:sz w:val="22"/>
+                <w:szCs w:val="22"/>
+              </w:rPr>
+            </w:pPr>
+          </w:p>
+        </w:tc>
+        <w:tc>
+          <w:tcPr>
+            <w:tcW w:w="1276" w:type="dxa"/>
+            <w:tcBorders>
+              <w:top w:val="single" w:sz="4" w:space="0" w:color="auto"/>
+              <w:left w:val="single" w:sz="4" w:space="0" w:color="auto"/>
+              <w:bottom w:val="single" w:sz="4" w:space="0" w:color="auto"/>
+              <w:right w:val="single" w:sz="4" w:space="0" w:color="auto"/>
+            </w:tcBorders>
+          </w:tcPr>
+          <w:p>
+            <w:pPr>
+              <w:keepNext/>
+              <w:keepLines/>
+              <w:jc w:val="both"/>
+              <w:rPr>
+                <w:sz w:val="22"/>
+                <w:szCs w:val="22"/>
+              </w:rPr>
+            </w:pPr>
+          </w:p>
+        </w:tc>
+      </w:tr>
+      <w:tr>
+        <w:tc>
+          <w:tcPr>
+            <w:tcW w:w="2553" w:type="dxa"/>
+            <w:tcBorders>
+              <w:top w:val="single" w:sz="4" w:space="0" w:color="auto"/>
+              <w:left w:val="single" w:sz="4" w:space="0" w:color="auto"/>
+              <w:bottom w:val="single" w:sz="4" w:space="0" w:color="auto"/>
+              <w:right w:val="single" w:sz="4" w:space="0" w:color="auto"/>
+            </w:tcBorders>
+          </w:tcPr>
+          <w:p>
+            <w:pPr>
+              <w:keepNext/>
+              <w:keepLines/>
+              <w:jc w:val="both"/>
+              <w:rPr>
+                <w:sz w:val="22"/>
+                <w:szCs w:val="22"/>
+              </w:rPr>
+            </w:pPr>
+          </w:p>
+        </w:tc>
+        <w:tc>
+          <w:tcPr>
+            <w:tcW w:w="2835" w:type="dxa"/>
+            <w:tcBorders>
+              <w:top w:val="single" w:sz="4" w:space="0" w:color="auto"/>
+              <w:left w:val="single" w:sz="4" w:space="0" w:color="auto"/>
+              <w:bottom w:val="single" w:sz="4" w:space="0" w:color="auto"/>
+              <w:right w:val="single" w:sz="4" w:space="0" w:color="auto"/>
+            </w:tcBorders>
+          </w:tcPr>
+          <w:p>
+            <w:pPr>
+              <w:keepNext/>
+              <w:keepLines/>
+              <w:jc w:val="both"/>
+              <w:rPr>
+                <w:sz w:val="22"/>
+                <w:szCs w:val="22"/>
+              </w:rPr>
+            </w:pPr>
+          </w:p>
+        </w:tc>
+        <w:tc>
+          <w:tcPr>
+            <w:tcW w:w="2693" w:type="dxa"/>
+            <w:tcBorders>
+              <w:top w:val="single" w:sz="4" w:space="0" w:color="auto"/>
+              <w:left w:val="single" w:sz="4" w:space="0" w:color="auto"/>
+              <w:bottom w:val="single" w:sz="4" w:space="0" w:color="auto"/>
+              <w:right w:val="single" w:sz="4" w:space="0" w:color="auto"/>
+            </w:tcBorders>
+          </w:tcPr>
+          <w:p>
+            <w:pPr>
+              <w:keepNext/>
+              <w:keepLines/>
+              <w:jc w:val="both"/>
+              <w:rPr>
+                <w:sz w:val="22"/>
+                <w:szCs w:val="22"/>
+              </w:rPr>
+            </w:pPr>
+          </w:p>
+        </w:tc>
+        <w:tc>
+          <w:tcPr>
+            <w:tcW w:w="1276" w:type="dxa"/>
+            <w:tcBorders>
+              <w:top w:val="single" w:sz="4" w:space="0" w:color="auto"/>
+              <w:left w:val="single" w:sz="4" w:space="0" w:color="auto"/>
+              <w:bottom w:val="single" w:sz="4" w:space="0" w:color="auto"/>
+              <w:right w:val="single" w:sz="4" w:space="0" w:color="auto"/>
+            </w:tcBorders>
+          </w:tcPr>
+          <w:p>
+            <w:pPr>
+              <w:keepNext/>
+              <w:keepLines/>
+              <w:jc w:val="both"/>
+              <w:rPr>
+                <w:sz w:val="22"/>
+                <w:szCs w:val="22"/>
+              </w:rPr>
+            </w:pPr>
+          </w:p>
+        </w:tc>
+      </w:tr>
+      <w:tr>
+        <w:tc>
+          <w:tcPr>
+            <w:tcW w:w="2553" w:type="dxa"/>
+            <w:tcBorders>
+              <w:top w:val="single" w:sz="4" w:space="0" w:color="auto"/>
+              <w:left w:val="single" w:sz="4" w:space="0" w:color="auto"/>
+              <w:bottom w:val="single" w:sz="4" w:space="0" w:color="auto"/>
+              <w:right w:val="single" w:sz="4" w:space="0" w:color="auto"/>
+            </w:tcBorders>
+          </w:tcPr>
+          <w:p>
+            <w:pPr>
+              <w:keepNext/>
+              <w:keepLines/>
+              <w:jc w:val="both"/>
+              <w:rPr>
+                <w:sz w:val="22"/>
+                <w:szCs w:val="22"/>
+              </w:rPr>
+            </w:pPr>
+          </w:p>
+        </w:tc>
+        <w:tc>
+          <w:tcPr>
+            <w:tcW w:w="2835" w:type="dxa"/>
+            <w:tcBorders>
+              <w:top w:val="single" w:sz="4" w:space="0" w:color="auto"/>
+              <w:left w:val="single" w:sz="4" w:space="0" w:color="auto"/>
+              <w:bottom w:val="single" w:sz="4" w:space="0" w:color="auto"/>
+              <w:right w:val="single" w:sz="4" w:space="0" w:color="auto"/>
+            </w:tcBorders>
+          </w:tcPr>
+          <w:p>
+            <w:pPr>
+              <w:keepNext/>
+              <w:keepLines/>
+              <w:jc w:val="both"/>
+              <w:rPr>
+                <w:sz w:val="22"/>
+                <w:szCs w:val="22"/>
+              </w:rPr>
+            </w:pPr>
+          </w:p>
+        </w:tc>
+        <w:tc>
+          <w:tcPr>
+            <w:tcW w:w="2693" w:type="dxa"/>
+            <w:tcBorders>
+              <w:top w:val="single" w:sz="4" w:space="0" w:color="auto"/>
+              <w:left w:val="single" w:sz="4" w:space="0" w:color="auto"/>
+              <w:bottom w:val="single" w:sz="4" w:space="0" w:color="auto"/>
+              <w:right w:val="single" w:sz="4" w:space="0" w:color="auto"/>
+            </w:tcBorders>
+          </w:tcPr>
+          <w:p>
+            <w:pPr>
+              <w:keepNext/>
+              <w:keepLines/>
+              <w:jc w:val="both"/>
+              <w:rPr>
+                <w:sz w:val="22"/>
+                <w:szCs w:val="22"/>
+              </w:rPr>
+            </w:pPr>
+          </w:p>
+        </w:tc>
+        <w:tc>
+          <w:tcPr>
+            <w:tcW w:w="1276" w:type="dxa"/>
+            <w:tcBorders>
+              <w:top w:val="single" w:sz="4" w:space="0" w:color="auto"/>
+              <w:left w:val="single" w:sz="4" w:space="0" w:color="auto"/>
+              <w:bottom w:val="single" w:sz="4" w:space="0" w:color="auto"/>
+              <w:right w:val="single" w:sz="4" w:space="0" w:color="auto"/>
+            </w:tcBorders>
+          </w:tcPr>
+          <w:p>
+            <w:pPr>
+              <w:keepNext/>
+              <w:keepLines/>
+              <w:jc w:val="both"/>
+              <w:rPr>
+                <w:sz w:val="22"/>
+                <w:szCs w:val="22"/>
+              </w:rPr>
+            </w:pPr>
+          </w:p>
+        </w:tc>
+      </w:tr>
+      <w:tr>
+        <w:tc>
+          <w:tcPr>
+            <w:tcW w:w="2553" w:type="dxa"/>
+            <w:tcBorders>
+              <w:top w:val="single" w:sz="4" w:space="0" w:color="auto"/>
+              <w:left w:val="single" w:sz="4" w:space="0" w:color="auto"/>
+              <w:bottom w:val="single" w:sz="4" w:space="0" w:color="auto"/>
+              <w:right w:val="single" w:sz="4" w:space="0" w:color="auto"/>
+            </w:tcBorders>
+          </w:tcPr>
+          <w:p>
+            <w:pPr>
+              <w:keepNext/>
+              <w:keepLines/>
+              <w:jc w:val="both"/>
+              <w:rPr>
+                <w:sz w:val="22"/>
+                <w:szCs w:val="22"/>
+              </w:rPr>
+            </w:pPr>
+          </w:p>
+        </w:tc>
+        <w:tc>
+          <w:tcPr>
+            <w:tcW w:w="2835" w:type="dxa"/>
+            <w:tcBorders>
+              <w:top w:val="single" w:sz="4" w:space="0" w:color="auto"/>
+              <w:left w:val="single" w:sz="4" w:space="0" w:color="auto"/>
+              <w:bottom w:val="single" w:sz="4" w:space="0" w:color="auto"/>
+              <w:right w:val="single" w:sz="4" w:space="0" w:color="auto"/>
+            </w:tcBorders>
+          </w:tcPr>
+          <w:p>
+            <w:pPr>
+              <w:keepNext/>
+              <w:keepLines/>
+              <w:jc w:val="both"/>
+              <w:rPr>
+                <w:sz w:val="22"/>
+                <w:szCs w:val="22"/>
+              </w:rPr>
+            </w:pPr>
+          </w:p>
+        </w:tc>
+        <w:tc>
+          <w:tcPr>
+            <w:tcW w:w="2693" w:type="dxa"/>
+            <w:tcBorders>
+              <w:top w:val="single" w:sz="4" w:space="0" w:color="auto"/>
+              <w:left w:val="single" w:sz="4" w:space="0" w:color="auto"/>
+              <w:bottom w:val="single" w:sz="4" w:space="0" w:color="auto"/>
+              <w:right w:val="single" w:sz="4" w:space="0" w:color="auto"/>
+            </w:tcBorders>
+          </w:tcPr>
+          <w:p>
+            <w:pPr>
+              <w:keepNext/>
+              <w:keepLines/>
+              <w:jc w:val="both"/>
+              <w:rPr>
+                <w:sz w:val="22"/>
+                <w:szCs w:val="22"/>
+              </w:rPr>
+            </w:pPr>
+          </w:p>
+        </w:tc>
+        <w:tc>
+          <w:tcPr>
+            <w:tcW w:w="1276" w:type="dxa"/>
+            <w:tcBorders>
+              <w:top w:val="single" w:sz="4" w:space="0" w:color="auto"/>
+              <w:left w:val="single" w:sz="4" w:space="0" w:color="auto"/>
+              <w:bottom w:val="single" w:sz="4" w:space="0" w:color="auto"/>
+              <w:right w:val="single" w:sz="4" w:space="0" w:color="auto"/>
+            </w:tcBorders>
+          </w:tcPr>
+          <w:p>
+            <w:pPr>
+              <w:keepNext/>
+              <w:keepLines/>
+              <w:jc w:val="both"/>
+              <w:rPr>
+                <w:sz w:val="22"/>
+                <w:szCs w:val="22"/>
+              </w:rPr>
+            </w:pPr>
+          </w:p>
+        </w:tc>
+      </w:tr>
+      <w:tr>
+        <w:tc>
+          <w:tcPr>
+            <w:tcW w:w="2553" w:type="dxa"/>
+            <w:tcBorders>
+              <w:top w:val="single" w:sz="4" w:space="0" w:color="auto"/>
+              <w:left w:val="single" w:sz="4" w:space="0" w:color="auto"/>
+              <w:bottom w:val="single" w:sz="4" w:space="0" w:color="auto"/>
+              <w:right w:val="single" w:sz="4" w:space="0" w:color="auto"/>
+            </w:tcBorders>
+          </w:tcPr>
+          <w:p>
+            <w:pPr>
+              <w:keepNext/>
+              <w:keepLines/>
+              <w:jc w:val="both"/>
+              <w:rPr>
+                <w:sz w:val="22"/>
+                <w:szCs w:val="22"/>
+              </w:rPr>
+            </w:pPr>
+          </w:p>
+        </w:tc>
+        <w:tc>
+          <w:tcPr>
+            <w:tcW w:w="2835" w:type="dxa"/>
+            <w:tcBorders>
+              <w:top w:val="single" w:sz="4" w:space="0" w:color="auto"/>
+              <w:left w:val="single" w:sz="4" w:space="0" w:color="auto"/>
+              <w:bottom w:val="single" w:sz="4" w:space="0" w:color="auto"/>
+              <w:right w:val="single" w:sz="4" w:space="0" w:color="auto"/>
+            </w:tcBorders>
+          </w:tcPr>
+          <w:p>
+            <w:pPr>
+              <w:keepNext/>
+              <w:keepLines/>
+              <w:jc w:val="both"/>
+              <w:rPr>
+                <w:sz w:val="22"/>
+                <w:szCs w:val="22"/>
+              </w:rPr>
+            </w:pPr>
+          </w:p>
+        </w:tc>
+        <w:tc>
+          <w:tcPr>
+            <w:tcW w:w="2693" w:type="dxa"/>
+            <w:tcBorders>
+              <w:top w:val="single" w:sz="4" w:space="0" w:color="auto"/>
+              <w:left w:val="single" w:sz="4" w:space="0" w:color="auto"/>
+              <w:bottom w:val="single" w:sz="4" w:space="0" w:color="auto"/>
+              <w:right w:val="single" w:sz="4" w:space="0" w:color="auto"/>
+            </w:tcBorders>
+          </w:tcPr>
+          <w:p>
+            <w:pPr>
+              <w:keepNext/>
+              <w:keepLines/>
+              <w:jc w:val="both"/>
+              <w:rPr>
+                <w:sz w:val="22"/>
+                <w:szCs w:val="22"/>
+              </w:rPr>
+            </w:pPr>
+          </w:p>
+        </w:tc>
+        <w:tc>
+          <w:tcPr>
+            <w:tcW w:w="1276" w:type="dxa"/>
+            <w:tcBorders>
+              <w:top w:val="single" w:sz="4" w:space="0" w:color="auto"/>
+              <w:left w:val="single" w:sz="4" w:space="0" w:color="auto"/>
+              <w:bottom w:val="single" w:sz="4" w:space="0" w:color="auto"/>
+              <w:right w:val="single" w:sz="4" w:space="0" w:color="auto"/>
+            </w:tcBorders>
+          </w:tcPr>
+          <w:p>
+            <w:pPr>
+              <w:keepNext/>
+              <w:keepLines/>
+              <w:jc w:val="both"/>
+              <w:rPr>
+                <w:sz w:val="22"/>
+                <w:szCs w:val="22"/>
+              </w:rPr>
+            </w:pPr>
+          </w:p>
+        </w:tc>
+      </w:tr>
     </w:tbl>
     <w:p>
       <w:pPr>
@@ -5655,7 +6254,7 @@
 </file>
 
 <file path=word/endnotes.xml><?xml version="1.0" encoding="utf-8"?>
-<w:endnotes xmlns:wpc="http://schemas.microsoft.com/office/word/2010/wordprocessingCanvas" xmlns:cx="http://schemas.microsoft.com/office/drawing/2014/chartex" xmlns:cx1="http://schemas.microsoft.com/office/drawing/2015/9/8/chartex" xmlns:cx2="http://schemas.microsoft.com/office/drawing/2015/10/21/chartex" xmlns:cx3="http://schemas.microsoft.com/office/drawing/2016/5/9/chartex" xmlns:cx4="http://schemas.microsoft.com/office/drawing/2016/5/10/chartex" xmlns:cx5="http://schemas.microsoft.com/office/drawing/2016/5/11/chartex" xmlns:cx6="http://schemas.microsoft.com/office/drawing/2016/5/12/chartex" xmlns:cx7="http://schemas.microsoft.com/office/drawing/2016/5/13/chartex" xmlns:cx8="http://schemas.microsoft.com/office/drawing/2016/5/14/chartex" xmlns:mc="http://schemas.openxmlformats.org/markup-compatibility/2006" xmlns:aink="http://schemas.microsoft.com/office/drawing/2016/ink" xmlns:am3d="http://schemas.microsoft.com/office/drawing/2017/model3d" xmlns:o="urn:schemas-microsoft-com:office:office" xmlns:r="http://schemas.openxmlformats.org/officeDocument/2006/relationships" xmlns:m="http://schemas.openxmlformats.org/officeDocument/2006/math" xmlns:v="urn:schemas-microsoft-com:vml" xmlns:wp14="http://schemas.microsoft.com/office/word/2010/wordprocessingDrawing" xmlns:wp="http://schemas.openxmlformats.org/drawingml/2006/wordprocessingDrawing" xmlns:w10="urn:schemas-microsoft-com:office:word" xmlns:w="http://schemas.openxmlformats.org/wordprocessingml/2006/main" xmlns:w14="http://schemas.microsoft.com/office/word/2010/wordml" xmlns:w15="http://schemas.microsoft.com/office/word/2012/wordml" xmlns:w16cex="http://schemas.microsoft.com/office/word/2018/wordml/cex" xmlns:w16cid="http://schemas.microsoft.com/office/word/2016/wordml/cid" xmlns:w16="http://schemas.microsoft.com/office/word/2018/wordml" xmlns:w16sdtdh="http://schemas.microsoft.com/office/word/2020/wordml/sdtdatahash" xmlns:w16se="http://schemas.microsoft.com/office/word/2015/wordml/symex" xmlns:wpg="http://schemas.microsoft.com/office/word/2010/wordprocessingGroup" xmlns:wpi="http://schemas.microsoft.com/office/word/2010/wordprocessingInk" xmlns:wne="http://schemas.microsoft.com/office/word/2006/wordml" xmlns:wps="http://schemas.microsoft.com/office/word/2010/wordprocessingShape" mc:Ignorable="w14 w15 w16se w16cid w16 w16cex w16sdtdh wp14">
+<w:endnotes xmlns:wpc="http://schemas.microsoft.com/office/word/2010/wordprocessingCanvas" xmlns:cx="http://schemas.microsoft.com/office/drawing/2014/chartex" xmlns:cx1="http://schemas.microsoft.com/office/drawing/2015/9/8/chartex" xmlns:cx2="http://schemas.microsoft.com/office/drawing/2015/10/21/chartex" xmlns:cx3="http://schemas.microsoft.com/office/drawing/2016/5/9/chartex" xmlns:cx4="http://schemas.microsoft.com/office/drawing/2016/5/10/chartex" xmlns:cx5="http://schemas.microsoft.com/office/drawing/2016/5/11/chartex" xmlns:cx6="http://schemas.microsoft.com/office/drawing/2016/5/12/chartex" xmlns:cx7="http://schemas.microsoft.com/office/drawing/2016/5/13/chartex" xmlns:cx8="http://schemas.microsoft.com/office/drawing/2016/5/14/chartex" xmlns:mc="http://schemas.openxmlformats.org/markup-compatibility/2006" xmlns:aink="http://schemas.microsoft.com/office/drawing/2016/ink" xmlns:am3d="http://schemas.microsoft.com/office/drawing/2017/model3d" xmlns:o="urn:schemas-microsoft-com:office:office" xmlns:oel="http://schemas.microsoft.com/office/2019/extlst" xmlns:r="http://schemas.openxmlformats.org/officeDocument/2006/relationships" xmlns:m="http://schemas.openxmlformats.org/officeDocument/2006/math" xmlns:v="urn:schemas-microsoft-com:vml" xmlns:wp14="http://schemas.microsoft.com/office/word/2010/wordprocessingDrawing" xmlns:wp="http://schemas.openxmlformats.org/drawingml/2006/wordprocessingDrawing" xmlns:w10="urn:schemas-microsoft-com:office:word" xmlns:w="http://schemas.openxmlformats.org/wordprocessingml/2006/main" xmlns:w14="http://schemas.microsoft.com/office/word/2010/wordml" xmlns:w15="http://schemas.microsoft.com/office/word/2012/wordml" xmlns:w16cex="http://schemas.microsoft.com/office/word/2018/wordml/cex" xmlns:w16cid="http://schemas.microsoft.com/office/word/2016/wordml/cid" xmlns:w16="http://schemas.microsoft.com/office/word/2018/wordml" xmlns:w16du="http://schemas.microsoft.com/office/word/2023/wordml/word16du" xmlns:w16sdtdh="http://schemas.microsoft.com/office/word/2020/wordml/sdtdatahash" xmlns:w16se="http://schemas.microsoft.com/office/word/2015/wordml/symex" xmlns:wpg="http://schemas.microsoft.com/office/word/2010/wordprocessingGroup" xmlns:wpi="http://schemas.microsoft.com/office/word/2010/wordprocessingInk" xmlns:wne="http://schemas.microsoft.com/office/word/2006/wordml" xmlns:wps="http://schemas.microsoft.com/office/word/2010/wordprocessingShape" mc:Ignorable="w14 w15 w16se w16cid w16 w16cex w16sdtdh w16du wp14">
   <w:endnote w:type="separator" w:id="-1">
     <w:p>
       <w:r>
@@ -5674,7 +6273,7 @@
 </file>
 
 <file path=word/footnotes.xml><?xml version="1.0" encoding="utf-8"?>
-<w:footnotes xmlns:wpc="http://schemas.microsoft.com/office/word/2010/wordprocessingCanvas" xmlns:cx="http://schemas.microsoft.com/office/drawing/2014/chartex" xmlns:cx1="http://schemas.microsoft.com/office/drawing/2015/9/8/chartex" xmlns:cx2="http://schemas.microsoft.com/office/drawing/2015/10/21/chartex" xmlns:cx3="http://schemas.microsoft.com/office/drawing/2016/5/9/chartex" xmlns:cx4="http://schemas.microsoft.com/office/drawing/2016/5/10/chartex" xmlns:cx5="http://schemas.microsoft.com/office/drawing/2016/5/11/chartex" xmlns:cx6="http://schemas.microsoft.com/office/drawing/2016/5/12/chartex" xmlns:cx7="http://schemas.microsoft.com/office/drawing/2016/5/13/chartex" xmlns:cx8="http://schemas.microsoft.com/office/drawing/2016/5/14/chartex" xmlns:mc="http://schemas.openxmlformats.org/markup-compatibility/2006" xmlns:aink="http://schemas.microsoft.com/office/drawing/2016/ink" xmlns:am3d="http://schemas.microsoft.com/office/drawing/2017/model3d" xmlns:o="urn:schemas-microsoft-com:office:office" xmlns:r="http://schemas.openxmlformats.org/officeDocument/2006/relationships" xmlns:m="http://schemas.openxmlformats.org/officeDocument/2006/math" xmlns:v="urn:schemas-microsoft-com:vml" xmlns:wp14="http://schemas.microsoft.com/office/word/2010/wordprocessingDrawing" xmlns:wp="http://schemas.openxmlformats.org/drawingml/2006/wordprocessingDrawing" xmlns:w10="urn:schemas-microsoft-com:office:word" xmlns:w="http://schemas.openxmlformats.org/wordprocessingml/2006/main" xmlns:w14="http://schemas.microsoft.com/office/word/2010/wordml" xmlns:w15="http://schemas.microsoft.com/office/word/2012/wordml" xmlns:w16cex="http://schemas.microsoft.com/office/word/2018/wordml/cex" xmlns:w16cid="http://schemas.microsoft.com/office/word/2016/wordml/cid" xmlns:w16="http://schemas.microsoft.com/office/word/2018/wordml" xmlns:w16sdtdh="http://schemas.microsoft.com/office/word/2020/wordml/sdtdatahash" xmlns:w16se="http://schemas.microsoft.com/office/word/2015/wordml/symex" xmlns:wpg="http://schemas.microsoft.com/office/word/2010/wordprocessingGroup" xmlns:wpi="http://schemas.microsoft.com/office/word/2010/wordprocessingInk" xmlns:wne="http://schemas.microsoft.com/office/word/2006/wordml" xmlns:wps="http://schemas.microsoft.com/office/word/2010/wordprocessingShape" mc:Ignorable="w14 w15 w16se w16cid w16 w16cex w16sdtdh wp14">
+<w:footnotes xmlns:wpc="http://schemas.microsoft.com/office/word/2010/wordprocessingCanvas" xmlns:cx="http://schemas.microsoft.com/office/drawing/2014/chartex" xmlns:cx1="http://schemas.microsoft.com/office/drawing/2015/9/8/chartex" xmlns:cx2="http://schemas.microsoft.com/office/drawing/2015/10/21/chartex" xmlns:cx3="http://schemas.microsoft.com/office/drawing/2016/5/9/chartex" xmlns:cx4="http://schemas.microsoft.com/office/drawing/2016/5/10/chartex" xmlns:cx5="http://schemas.microsoft.com/office/drawing/2016/5/11/chartex" xmlns:cx6="http://schemas.microsoft.com/office/drawing/2016/5/12/chartex" xmlns:cx7="http://schemas.microsoft.com/office/drawing/2016/5/13/chartex" xmlns:cx8="http://schemas.microsoft.com/office/drawing/2016/5/14/chartex" xmlns:mc="http://schemas.openxmlformats.org/markup-compatibility/2006" xmlns:aink="http://schemas.microsoft.com/office/drawing/2016/ink" xmlns:am3d="http://schemas.microsoft.com/office/drawing/2017/model3d" xmlns:o="urn:schemas-microsoft-com:office:office" xmlns:oel="http://schemas.microsoft.com/office/2019/extlst" xmlns:r="http://schemas.openxmlformats.org/officeDocument/2006/relationships" xmlns:m="http://schemas.openxmlformats.org/officeDocument/2006/math" xmlns:v="urn:schemas-microsoft-com:vml" xmlns:wp14="http://schemas.microsoft.com/office/word/2010/wordprocessingDrawing" xmlns:wp="http://schemas.openxmlformats.org/drawingml/2006/wordprocessingDrawing" xmlns:w10="urn:schemas-microsoft-com:office:word" xmlns:w="http://schemas.openxmlformats.org/wordprocessingml/2006/main" xmlns:w14="http://schemas.microsoft.com/office/word/2010/wordml" xmlns:w15="http://schemas.microsoft.com/office/word/2012/wordml" xmlns:w16cex="http://schemas.microsoft.com/office/word/2018/wordml/cex" xmlns:w16cid="http://schemas.microsoft.com/office/word/2016/wordml/cid" xmlns:w16="http://schemas.microsoft.com/office/word/2018/wordml" xmlns:w16du="http://schemas.microsoft.com/office/word/2023/wordml/word16du" xmlns:w16sdtdh="http://schemas.microsoft.com/office/word/2020/wordml/sdtdatahash" xmlns:w16se="http://schemas.microsoft.com/office/word/2015/wordml/symex" xmlns:wpg="http://schemas.microsoft.com/office/word/2010/wordprocessingGroup" xmlns:wpi="http://schemas.microsoft.com/office/word/2010/wordprocessingInk" xmlns:wne="http://schemas.microsoft.com/office/word/2006/wordml" xmlns:wps="http://schemas.microsoft.com/office/word/2010/wordprocessingShape" mc:Ignorable="w14 w15 w16se w16cid w16 w16cex w16sdtdh w16du wp14">
   <w:footnote w:type="separator" w:id="-1">
     <w:p>
       <w:r>
@@ -5693,7 +6292,7 @@
 </file>
 
 <file path=word/header1.xml><?xml version="1.0" encoding="utf-8"?>
-<w:hdr xmlns:wpc="http://schemas.microsoft.com/office/word/2010/wordprocessingCanvas" xmlns:cx="http://schemas.microsoft.com/office/drawing/2014/chartex" xmlns:cx1="http://schemas.microsoft.com/office/drawing/2015/9/8/chartex" xmlns:cx2="http://schemas.microsoft.com/office/drawing/2015/10/21/chartex" xmlns:cx3="http://schemas.microsoft.com/office/drawing/2016/5/9/chartex" xmlns:cx4="http://schemas.microsoft.com/office/drawing/2016/5/10/chartex" xmlns:cx5="http://schemas.microsoft.com/office/drawing/2016/5/11/chartex" xmlns:cx6="http://schemas.microsoft.com/office/drawing/2016/5/12/chartex" xmlns:cx7="http://schemas.microsoft.com/office/drawing/2016/5/13/chartex" xmlns:cx8="http://schemas.microsoft.com/office/drawing/2016/5/14/chartex" xmlns:mc="http://schemas.openxmlformats.org/markup-compatibility/2006" xmlns:aink="http://schemas.microsoft.com/office/drawing/2016/ink" xmlns:am3d="http://schemas.microsoft.com/office/drawing/2017/model3d" xmlns:o="urn:schemas-microsoft-com:office:office" xmlns:r="http://schemas.openxmlformats.org/officeDocument/2006/relationships" xmlns:m="http://schemas.openxmlformats.org/officeDocument/2006/math" xmlns:v="urn:schemas-microsoft-com:vml" xmlns:wp14="http://schemas.microsoft.com/office/word/2010/wordprocessingDrawing" xmlns:wp="http://schemas.openxmlformats.org/drawingml/2006/wordprocessingDrawing" xmlns:w10="urn:schemas-microsoft-com:office:word" xmlns:w="http://schemas.openxmlformats.org/wordprocessingml/2006/main" xmlns:w14="http://schemas.microsoft.com/office/word/2010/wordml" xmlns:w15="http://schemas.microsoft.com/office/word/2012/wordml" xmlns:w16cex="http://schemas.microsoft.com/office/word/2018/wordml/cex" xmlns:w16cid="http://schemas.microsoft.com/office/word/2016/wordml/cid" xmlns:w16="http://schemas.microsoft.com/office/word/2018/wordml" xmlns:w16sdtdh="http://schemas.microsoft.com/office/word/2020/wordml/sdtdatahash" xmlns:w16se="http://schemas.microsoft.com/office/word/2015/wordml/symex" xmlns:wpg="http://schemas.microsoft.com/office/word/2010/wordprocessingGroup" xmlns:wpi="http://schemas.microsoft.com/office/word/2010/wordprocessingInk" xmlns:wne="http://schemas.microsoft.com/office/word/2006/wordml" xmlns:wps="http://schemas.microsoft.com/office/word/2010/wordprocessingShape" mc:Ignorable="w14 w15 w16se w16cid w16 w16cex w16sdtdh wp14">
+<w:hdr xmlns:wpc="http://schemas.microsoft.com/office/word/2010/wordprocessingCanvas" xmlns:cx="http://schemas.microsoft.com/office/drawing/2014/chartex" xmlns:cx1="http://schemas.microsoft.com/office/drawing/2015/9/8/chartex" xmlns:cx2="http://schemas.microsoft.com/office/drawing/2015/10/21/chartex" xmlns:cx3="http://schemas.microsoft.com/office/drawing/2016/5/9/chartex" xmlns:cx4="http://schemas.microsoft.com/office/drawing/2016/5/10/chartex" xmlns:cx5="http://schemas.microsoft.com/office/drawing/2016/5/11/chartex" xmlns:cx6="http://schemas.microsoft.com/office/drawing/2016/5/12/chartex" xmlns:cx7="http://schemas.microsoft.com/office/drawing/2016/5/13/chartex" xmlns:cx8="http://schemas.microsoft.com/office/drawing/2016/5/14/chartex" xmlns:mc="http://schemas.openxmlformats.org/markup-compatibility/2006" xmlns:aink="http://schemas.microsoft.com/office/drawing/2016/ink" xmlns:am3d="http://schemas.microsoft.com/office/drawing/2017/model3d" xmlns:o="urn:schemas-microsoft-com:office:office" xmlns:oel="http://schemas.microsoft.com/office/2019/extlst" xmlns:r="http://schemas.openxmlformats.org/officeDocument/2006/relationships" xmlns:m="http://schemas.openxmlformats.org/officeDocument/2006/math" xmlns:v="urn:schemas-microsoft-com:vml" xmlns:wp14="http://schemas.microsoft.com/office/word/2010/wordprocessingDrawing" xmlns:wp="http://schemas.openxmlformats.org/drawingml/2006/wordprocessingDrawing" xmlns:w10="urn:schemas-microsoft-com:office:word" xmlns:w="http://schemas.openxmlformats.org/wordprocessingml/2006/main" xmlns:w14="http://schemas.microsoft.com/office/word/2010/wordml" xmlns:w15="http://schemas.microsoft.com/office/word/2012/wordml" xmlns:w16cex="http://schemas.microsoft.com/office/word/2018/wordml/cex" xmlns:w16cid="http://schemas.microsoft.com/office/word/2016/wordml/cid" xmlns:w16="http://schemas.microsoft.com/office/word/2018/wordml" xmlns:w16du="http://schemas.microsoft.com/office/word/2023/wordml/word16du" xmlns:w16sdtdh="http://schemas.microsoft.com/office/word/2020/wordml/sdtdatahash" xmlns:w16se="http://schemas.microsoft.com/office/word/2015/wordml/symex" xmlns:wpg="http://schemas.microsoft.com/office/word/2010/wordprocessingGroup" xmlns:wpi="http://schemas.microsoft.com/office/word/2010/wordprocessingInk" xmlns:wne="http://schemas.microsoft.com/office/word/2006/wordml" xmlns:wps="http://schemas.microsoft.com/office/word/2010/wordprocessingShape" mc:Ignorable="w14 w15 w16se w16cid w16 w16cex w16sdtdh w16du wp14">
   <w:p>
     <w:pPr>
       <w:pStyle w:val="a6"/>
@@ -5717,7 +6316,7 @@
 </file>
 
 <file path=word/numbering.xml><?xml version="1.0" encoding="utf-8"?>
-<w:numbering xmlns:wpc="http://schemas.microsoft.com/office/word/2010/wordprocessingCanvas" xmlns:cx="http://schemas.microsoft.com/office/drawing/2014/chartex" xmlns:cx1="http://schemas.microsoft.com/office/drawing/2015/9/8/chartex" xmlns:cx2="http://schemas.microsoft.com/office/drawing/2015/10/21/chartex" xmlns:cx3="http://schemas.microsoft.com/office/drawing/2016/5/9/chartex" xmlns:cx4="http://schemas.microsoft.com/office/drawing/2016/5/10/chartex" xmlns:cx5="http://schemas.microsoft.com/office/drawing/2016/5/11/chartex" xmlns:cx6="http://schemas.microsoft.com/office/drawing/2016/5/12/chartex" xmlns:cx7="http://schemas.microsoft.com/office/drawing/2016/5/13/chartex" xmlns:cx8="http://schemas.microsoft.com/office/drawing/2016/5/14/chartex" xmlns:mc="http://schemas.openxmlformats.org/markup-compatibility/2006" xmlns:aink="http://schemas.microsoft.com/office/drawing/2016/ink" xmlns:am3d="http://schemas.microsoft.com/office/drawing/2017/model3d" xmlns:o="urn:schemas-microsoft-com:office:office" xmlns:r="http://schemas.openxmlformats.org/officeDocument/2006/relationships" xmlns:m="http://schemas.openxmlformats.org/officeDocument/2006/math" xmlns:v="urn:schemas-microsoft-com:vml" xmlns:wp14="http://schemas.microsoft.com/office/word/2010/wordprocessingDrawing" xmlns:wp="http://schemas.openxmlformats.org/drawingml/2006/wordprocessingDrawing" xmlns:w10="urn:schemas-microsoft-com:office:word" xmlns:w="http://schemas.openxmlformats.org/wordprocessingml/2006/main" xmlns:w14="http://schemas.microsoft.com/office/word/2010/wordml" xmlns:w15="http://schemas.microsoft.com/office/word/2012/wordml" xmlns:w16cex="http://schemas.microsoft.com/office/word/2018/wordml/cex" xmlns:w16cid="http://schemas.microsoft.com/office/word/2016/wordml/cid" xmlns:w16="http://schemas.microsoft.com/office/word/2018/wordml" xmlns:w16sdtdh="http://schemas.microsoft.com/office/word/2020/wordml/sdtdatahash" xmlns:w16se="http://schemas.microsoft.com/office/word/2015/wordml/symex" xmlns:wpg="http://schemas.microsoft.com/office/word/2010/wordprocessingGroup" xmlns:wpi="http://schemas.microsoft.com/office/word/2010/wordprocessingInk" xmlns:wne="http://schemas.microsoft.com/office/word/2006/wordml" xmlns:wps="http://schemas.microsoft.com/office/word/2010/wordprocessingShape" mc:Ignorable="w14 w15 w16se w16cid w16 w16cex w16sdtdh wp14">
+<w:numbering xmlns:wpc="http://schemas.microsoft.com/office/word/2010/wordprocessingCanvas" xmlns:cx="http://schemas.microsoft.com/office/drawing/2014/chartex" xmlns:cx1="http://schemas.microsoft.com/office/drawing/2015/9/8/chartex" xmlns:cx2="http://schemas.microsoft.com/office/drawing/2015/10/21/chartex" xmlns:cx3="http://schemas.microsoft.com/office/drawing/2016/5/9/chartex" xmlns:cx4="http://schemas.microsoft.com/office/drawing/2016/5/10/chartex" xmlns:cx5="http://schemas.microsoft.com/office/drawing/2016/5/11/chartex" xmlns:cx6="http://schemas.microsoft.com/office/drawing/2016/5/12/chartex" xmlns:cx7="http://schemas.microsoft.com/office/drawing/2016/5/13/chartex" xmlns:cx8="http://schemas.microsoft.com/office/drawing/2016/5/14/chartex" xmlns:mc="http://schemas.openxmlformats.org/markup-compatibility/2006" xmlns:aink="http://schemas.microsoft.com/office/drawing/2016/ink" xmlns:am3d="http://schemas.microsoft.com/office/drawing/2017/model3d" xmlns:o="urn:schemas-microsoft-com:office:office" xmlns:oel="http://schemas.microsoft.com/office/2019/extlst" xmlns:r="http://schemas.openxmlformats.org/officeDocument/2006/relationships" xmlns:m="http://schemas.openxmlformats.org/officeDocument/2006/math" xmlns:v="urn:schemas-microsoft-com:vml" xmlns:wp14="http://schemas.microsoft.com/office/word/2010/wordprocessingDrawing" xmlns:wp="http://schemas.openxmlformats.org/drawingml/2006/wordprocessingDrawing" xmlns:w10="urn:schemas-microsoft-com:office:word" xmlns:w="http://schemas.openxmlformats.org/wordprocessingml/2006/main" xmlns:w14="http://schemas.microsoft.com/office/word/2010/wordml" xmlns:w15="http://schemas.microsoft.com/office/word/2012/wordml" xmlns:w16cex="http://schemas.microsoft.com/office/word/2018/wordml/cex" xmlns:w16cid="http://schemas.microsoft.com/office/word/2016/wordml/cid" xmlns:w16="http://schemas.microsoft.com/office/word/2018/wordml" xmlns:w16du="http://schemas.microsoft.com/office/word/2023/wordml/word16du" xmlns:w16sdtdh="http://schemas.microsoft.com/office/word/2020/wordml/sdtdatahash" xmlns:w16se="http://schemas.microsoft.com/office/word/2015/wordml/symex" xmlns:wpg="http://schemas.microsoft.com/office/word/2010/wordprocessingGroup" xmlns:wpi="http://schemas.microsoft.com/office/word/2010/wordprocessingInk" xmlns:wne="http://schemas.microsoft.com/office/word/2006/wordml" xmlns:wps="http://schemas.microsoft.com/office/word/2010/wordprocessingShape" mc:Ignorable="w14 w15 w16se w16cid w16 w16cex w16sdtdh w16du wp14">
   <w:abstractNum w:abstractNumId="0" w15:restartNumberingAfterBreak="0">
     <w:nsid w:val="4B5E1A49"/>
     <w:multiLevelType w:val="hybridMultilevel"/>
@@ -5831,14 +6430,14 @@
       </w:rPr>
     </w:lvl>
   </w:abstractNum>
-  <w:num w:numId="1">
+  <w:num w:numId="1" w16cid:durableId="523255064">
     <w:abstractNumId w:val="0"/>
   </w:num>
 </w:numbering>
 </file>
 
 <file path=word/styles.xml><?xml version="1.0" encoding="utf-8"?>
-<w:styles xmlns:mc="http://schemas.openxmlformats.org/markup-compatibility/2006" xmlns:r="http://schemas.openxmlformats.org/officeDocument/2006/relationships" xmlns:w="http://schemas.openxmlformats.org/wordprocessingml/2006/main" xmlns:w14="http://schemas.microsoft.com/office/word/2010/wordml" xmlns:w15="http://schemas.microsoft.com/office/word/2012/wordml" xmlns:w16cex="http://schemas.microsoft.com/office/word/2018/wordml/cex" xmlns:w16cid="http://schemas.microsoft.com/office/word/2016/wordml/cid" xmlns:w16="http://schemas.microsoft.com/office/word/2018/wordml" xmlns:w16sdtdh="http://schemas.microsoft.com/office/word/2020/wordml/sdtdatahash" xmlns:w16se="http://schemas.microsoft.com/office/word/2015/wordml/symex" mc:Ignorable="w14 w15 w16se w16cid w16 w16cex w16sdtdh">
+<w:styles xmlns:mc="http://schemas.openxmlformats.org/markup-compatibility/2006" xmlns:r="http://schemas.openxmlformats.org/officeDocument/2006/relationships" xmlns:w="http://schemas.openxmlformats.org/wordprocessingml/2006/main" xmlns:w14="http://schemas.microsoft.com/office/word/2010/wordml" xmlns:w15="http://schemas.microsoft.com/office/word/2012/wordml" xmlns:w16cex="http://schemas.microsoft.com/office/word/2018/wordml/cex" xmlns:w16cid="http://schemas.microsoft.com/office/word/2016/wordml/cid" xmlns:w16="http://schemas.microsoft.com/office/word/2018/wordml" xmlns:w16du="http://schemas.microsoft.com/office/word/2023/wordml/word16du" xmlns:w16sdtdh="http://schemas.microsoft.com/office/word/2020/wordml/sdtdatahash" xmlns:w16se="http://schemas.microsoft.com/office/word/2015/wordml/symex" mc:Ignorable="w14 w15 w16se w16cid w16 w16cex w16sdtdh w16du">
   <w:docDefaults>
     <w:rPrDefault>
       <w:rPr>
